--- a/module-1/Woods-Assignment1_2.docx
+++ b/module-1/Woods-Assignment1_2.docx
@@ -20,14 +20,11 @@
     <w:p/>
     <w:p>
       <w:r>
-        <w:rPr>
-          <w:noProof/>
-        </w:rPr>
         <w:drawing>
-          <wp:inline distT="0" distB="0" distL="0" distR="0" wp14:anchorId="560CD1C4" wp14:editId="4089DA58">
-            <wp:extent cx="5943600" cy="3162300"/>
+          <wp:inline distT="0" distB="0" distL="0" distR="0" wp14:anchorId="09AF46C0" wp14:editId="580CAB5E">
+            <wp:extent cx="5943600" cy="3149600"/>
             <wp:effectExtent l="0" t="0" r="0" b="0"/>
-            <wp:docPr id="1531246086" name="drawing"/>
+            <wp:docPr id="1724620424" name="Picture 1"/>
             <wp:cNvGraphicFramePr>
               <a:graphicFrameLocks xmlns:a="http://schemas.openxmlformats.org/drawingml/2006/main" noChangeAspect="1"/>
             </wp:cNvGraphicFramePr>
@@ -35,17 +32,11 @@
               <a:graphicData uri="http://schemas.openxmlformats.org/drawingml/2006/picture">
                 <pic:pic xmlns:pic="http://schemas.openxmlformats.org/drawingml/2006/picture">
                   <pic:nvPicPr>
-                    <pic:cNvPr id="1531246086" name="Picture 1531246086"/>
+                    <pic:cNvPr id="1724620424" name=""/>
                     <pic:cNvPicPr/>
                   </pic:nvPicPr>
                   <pic:blipFill>
-                    <a:blip r:embed="rId4">
-                      <a:extLst>
-                        <a:ext uri="{28A0092B-C50C-407E-A947-70E740481C1C}">
-                          <a14:useLocalDpi xmlns:a14="http://schemas.microsoft.com/office/drawing/2010/main"/>
-                        </a:ext>
-                      </a:extLst>
-                    </a:blip>
+                    <a:blip r:embed="rId4"/>
                     <a:stretch>
                       <a:fillRect/>
                     </a:stretch>
@@ -53,7 +44,7 @@
                   <pic:spPr>
                     <a:xfrm>
                       <a:off x="0" y="0"/>
-                      <a:ext cx="5943600" cy="3162300"/>
+                      <a:ext cx="5943600" cy="3149600"/>
                     </a:xfrm>
                     <a:prstGeom prst="rect">
                       <a:avLst/>
